--- a/docs/Product-Direction-Questionnaire.docx
+++ b/docs/Product-Direction-Questionnaire.docx
@@ -59,7 +59,7 @@
         <w:t xml:space="preserve">Prepared for:	</w:t>
       </w:r>
       <w:r>
-        <w:t xml:space="preserve">[Client name]</w:t>
+        <w:t xml:space="preserve">Somto</w:t>
       </w:r>
     </w:p>
     <w:p>
